--- a/blog/articles/scaling_arduino_projects_with_I2C.docx
+++ b/blog/articles/scaling_arduino_projects_with_I2C.docx
@@ -363,21 +363,6 @@
       <w:pPr>
         <w:rPr/>
       </w:pPr>
-      <w:r>
-        <w:rPr>
-          <w:rtl w:val="0"/>
-        </w:rPr>
-        <w:t xml:space="preserve">&lt;a </w:t>
-      </w:r>
-      <w:r>
-        <w:rPr>
-          <w:rFonts w:ascii="Courier New" w:cs="Courier New" w:eastAsia="Courier New" w:hAnsi="Courier New"/>
-          <w:sz w:val="21"/>
-          <w:szCs w:val="21"/>
-          <w:rtl w:val="0"/>
-        </w:rPr>
-        <w:t xml:space="preserve">href="</w:t>
-      </w:r>
       <w:hyperlink r:id="rId8">
         <w:r>
           <w:rPr>
@@ -388,37 +373,6 @@
           <w:t xml:space="preserve">https://github.com/thiagomkoppel/CabControl/tree/main</w:t>
         </w:r>
       </w:hyperlink>
-      <w:r>
-        <w:rPr>
-          <w:rFonts w:ascii="Courier New" w:cs="Courier New" w:eastAsia="Courier New" w:hAnsi="Courier New"/>
-          <w:sz w:val="21"/>
-          <w:szCs w:val="21"/>
-          <w:rtl w:val="0"/>
-        </w:rPr>
-        <w:t xml:space="preserve">"</w:t>
-      </w:r>
-      <w:r>
-        <w:rPr>
-          <w:rtl w:val="0"/>
-        </w:rPr>
-        <w:t xml:space="preserve"> &gt;</w:t>
-      </w:r>
-      <w:hyperlink r:id="rId9">
-        <w:r>
-          <w:rPr>
-            <w:color w:val="1155cc"/>
-            <w:u w:val="single"/>
-            <w:rtl w:val="0"/>
-          </w:rPr>
-          <w:t xml:space="preserve">https://github.com/thiagomkoppel/CabControl/tree/main</w:t>
-        </w:r>
-      </w:hyperlink>
-      <w:r>
-        <w:rPr>
-          <w:rtl w:val="0"/>
-        </w:rPr>
-        <w:t xml:space="preserve">&lt;/a&gt;</w:t>
-      </w:r>
       <w:r>
         <w:rPr>
           <w:rtl w:val="0"/>
